--- a/docs/Sviluppo 2/Sviluppo 2 - Documento Funzionale.docx
+++ b/docs/Sviluppo 2/Sviluppo 2 - Documento Funzionale.docx
@@ -124,7 +124,7 @@
           <w:b/>
           <w:bCs/>
         </w:rPr>
-        <w:t>Mostrare un riepilogo informativo con dati di sintesi (saldo, ultimi movimenti, notifiche).</w:t>
+        <w:t>Mostrare un riepilogo informativo con dati di sintesi (saldo, ultimi movimenti).</w:t>
       </w:r>
     </w:p>
     <w:p>
@@ -225,12 +225,21 @@
           <w:bCs/>
         </w:rPr>
       </w:pPr>
-      <w:r>
-        <w:rPr>
-          <w:b/>
-          <w:bCs/>
-        </w:rPr>
-        <w:t>Header, pulsanti e link con il colore azzurro (#428fdd).</w:t>
+      <w:proofErr w:type="spellStart"/>
+      <w:r>
+        <w:rPr>
+          <w:b/>
+          <w:bCs/>
+        </w:rPr>
+        <w:t>Header</w:t>
+      </w:r>
+      <w:proofErr w:type="spellEnd"/>
+      <w:r>
+        <w:rPr>
+          <w:b/>
+          <w:bCs/>
+        </w:rPr>
+        <w:t>, pulsanti e link con il colore azzurro (#428fdd).</w:t>
       </w:r>
     </w:p>
     <w:p>
@@ -263,12 +272,21 @@
           <w:bCs/>
         </w:rPr>
       </w:pPr>
-      <w:r>
-        <w:rPr>
-          <w:b/>
-          <w:bCs/>
-        </w:rPr>
-        <w:t>Header fisso in alto contenente logo e menu di navigazione.</w:t>
+      <w:proofErr w:type="spellStart"/>
+      <w:r>
+        <w:rPr>
+          <w:b/>
+          <w:bCs/>
+        </w:rPr>
+        <w:t>Header</w:t>
+      </w:r>
+      <w:proofErr w:type="spellEnd"/>
+      <w:r>
+        <w:rPr>
+          <w:b/>
+          <w:bCs/>
+        </w:rPr>
+        <w:t xml:space="preserve"> fisso in alto contenente logo e menu di navigazione.</w:t>
       </w:r>
     </w:p>
     <w:p>
@@ -287,7 +305,21 @@
           <w:b/>
           <w:bCs/>
         </w:rPr>
-        <w:t>Area contenuto che mostra un riepilogo delle informazioni (es. saldo conti, notifiche e widget informativi).</w:t>
+        <w:t>Area contenuto che mostra un riepilogo delle informazioni (es. saldo conti</w:t>
+      </w:r>
+      <w:r>
+        <w:rPr>
+          <w:b/>
+          <w:bCs/>
+        </w:rPr>
+        <w:t xml:space="preserve"> </w:t>
+      </w:r>
+      <w:r>
+        <w:rPr>
+          <w:b/>
+          <w:bCs/>
+        </w:rPr>
+        <w:t>e widget informativi).</w:t>
       </w:r>
     </w:p>
     <w:p>
@@ -335,12 +367,21 @@
           <w:bCs/>
         </w:rPr>
       </w:pPr>
-      <w:r>
-        <w:rPr>
-          <w:b/>
-          <w:bCs/>
-        </w:rPr>
-        <w:t>Header:</w:t>
+      <w:proofErr w:type="spellStart"/>
+      <w:r>
+        <w:rPr>
+          <w:b/>
+          <w:bCs/>
+        </w:rPr>
+        <w:t>Header</w:t>
+      </w:r>
+      <w:proofErr w:type="spellEnd"/>
+      <w:r>
+        <w:rPr>
+          <w:b/>
+          <w:bCs/>
+        </w:rPr>
+        <w:t>:</w:t>
       </w:r>
     </w:p>
     <w:p>
@@ -435,7 +476,7 @@
           <w:b/>
           <w:bCs/>
         </w:rPr>
-        <w:t>Elenco sintetico degli ultimi movimenti o notifiche.</w:t>
+        <w:t>Elenco sintetico degli ultimi movimenti</w:t>
       </w:r>
     </w:p>
     <w:p>
@@ -785,7 +826,23 @@
           <w:b/>
           <w:bCs/>
         </w:rPr>
-        <w:t>Visualizzazione Header e Menu:</w:t>
+        <w:t xml:space="preserve">Visualizzazione </w:t>
+      </w:r>
+      <w:proofErr w:type="spellStart"/>
+      <w:r>
+        <w:rPr>
+          <w:b/>
+          <w:bCs/>
+        </w:rPr>
+        <w:t>Header</w:t>
+      </w:r>
+      <w:proofErr w:type="spellEnd"/>
+      <w:r>
+        <w:rPr>
+          <w:b/>
+          <w:bCs/>
+        </w:rPr>
+        <w:t xml:space="preserve"> e Menu:</w:t>
       </w:r>
     </w:p>
     <w:p>
@@ -842,7 +899,7 @@
           <w:b/>
           <w:bCs/>
         </w:rPr>
-        <w:t>L’utente visualizza il riepilogo dei conti, gli ultimi movimenti e le notifiche.</w:t>
+        <w:t>L’utente visualizza il riepilogo dei conti, gli ultimi movimenti.</w:t>
       </w:r>
     </w:p>
     <w:p>
@@ -3543,6 +3600,7 @@
   <w:style w:type="character" w:default="1" w:styleId="DefaultParagraphFont">
     <w:name w:val="Default Paragraph Font"/>
     <w:uiPriority w:val="1"/>
+    <w:semiHidden/>
     <w:unhideWhenUsed/>
   </w:style>
   <w:style w:type="table" w:default="1" w:styleId="TableNormal">
